--- a/docs/方法说明书.docx
+++ b/docs/方法说明书.docx
@@ -207,7 +207,7 @@
           <w:rFonts w:ascii="微软雅黑" w:hAnsi="微软雅黑" w:eastAsia="微软雅黑" w:cs="微软雅黑"/>
           <w:b w:val="0"/>
         </w:rPr>
-        <w:t>[零、先用三分钟搞懂这个项目在做什么](#零先用三分钟搞懂这个项目在做什么)</w:t>
+        <w:t>零、先用三分钟搞懂这个项目在做什么</w:t>
       </w:r>
     </w:p>
     <w:p>
@@ -220,7 +220,7 @@
           <w:rFonts w:ascii="微软雅黑" w:hAnsi="微软雅黑" w:eastAsia="微软雅黑" w:cs="微软雅黑"/>
           <w:b w:val="0"/>
         </w:rPr>
-        <w:t>[一、名词解释：看懂这份文档需要的所有术语](#一名词解释看懂这份文档需要的所有术语)</w:t>
+        <w:t>一、名词解释：看懂这份文档需要的所有术语</w:t>
       </w:r>
     </w:p>
     <w:p>
@@ -233,7 +233,7 @@
           <w:rFonts w:ascii="微软雅黑" w:hAnsi="微软雅黑" w:eastAsia="微软雅黑" w:cs="微软雅黑"/>
           <w:b w:val="0"/>
         </w:rPr>
-        <w:t>[二、我为什么做这个项目](#二我为什么做这个项目)</w:t>
+        <w:t>二、我为什么做这个项目</w:t>
       </w:r>
     </w:p>
     <w:p>
@@ -246,7 +246,7 @@
           <w:rFonts w:ascii="微软雅黑" w:hAnsi="微软雅黑" w:eastAsia="微软雅黑" w:cs="微软雅黑"/>
           <w:b w:val="0"/>
         </w:rPr>
-        <w:t>[三、一个与本岗位直接相关的真实发现](#三一个与本岗位直接相关的真实发现)</w:t>
+        <w:t>三、一个与本岗位直接相关的真实发现</w:t>
       </w:r>
     </w:p>
     <w:p>
@@ -259,7 +259,7 @@
           <w:rFonts w:ascii="微软雅黑" w:hAnsi="微软雅黑" w:eastAsia="微软雅黑" w:cs="微软雅黑"/>
           <w:b w:val="0"/>
         </w:rPr>
-        <w:t>[四、这个项目到底做了什么：七步流程](#四这个项目到底做了什么七步流程)</w:t>
+        <w:t>四、这个项目到底做了什么：七步流程</w:t>
       </w:r>
     </w:p>
     <w:p>
@@ -272,7 +272,7 @@
           <w:rFonts w:ascii="微软雅黑" w:hAnsi="微软雅黑" w:eastAsia="微软雅黑" w:cs="微软雅黑"/>
           <w:b w:val="0"/>
         </w:rPr>
-        <w:t>[五、数据集说明书：里面到底有什么](#五数据集说明书里面到底有什么)</w:t>
+        <w:t>五、数据集说明书：里面到底有什么</w:t>
       </w:r>
     </w:p>
     <w:p>
@@ -285,7 +285,7 @@
           <w:rFonts w:ascii="微软雅黑" w:hAnsi="微软雅黑" w:eastAsia="微软雅黑" w:cs="微软雅黑"/>
           <w:b w:val="0"/>
         </w:rPr>
-        <w:t>[六、指标体系：为什么是这四个维度](#六指标体系为什么是这四个维度)</w:t>
+        <w:t>六、指标体系：为什么是这四个维度</w:t>
       </w:r>
     </w:p>
     <w:p>
@@ -298,7 +298,7 @@
           <w:rFonts w:ascii="微软雅黑" w:hAnsi="微软雅黑" w:eastAsia="微软雅黑" w:cs="微软雅黑"/>
           <w:b w:val="0"/>
         </w:rPr>
-        <w:t>[七、模拟数据是怎么造的](#七模拟数据是怎么造的)</w:t>
+        <w:t>七、模拟数据是怎么造的</w:t>
       </w:r>
     </w:p>
     <w:p>
@@ -311,7 +311,7 @@
           <w:rFonts w:ascii="微软雅黑" w:hAnsi="微软雅黑" w:eastAsia="微软雅黑" w:cs="微软雅黑"/>
           <w:b w:val="0"/>
         </w:rPr>
-        <w:t>[八、异常检测：怎么找出"不对劲"](#八异常检测怎么找出不对劲)</w:t>
+        <w:t>八、异常检测：怎么找出"不对劲"</w:t>
       </w:r>
     </w:p>
     <w:p>
@@ -324,7 +324,7 @@
           <w:rFonts w:ascii="微软雅黑" w:hAnsi="微软雅黑" w:eastAsia="微软雅黑" w:cs="微软雅黑"/>
           <w:b w:val="0"/>
         </w:rPr>
-        <w:t>[九、最有价值的部分：把"数据错误/口径差异/真实风险"分开](#九最有价值的部分把数据错误口径差异真实风险分开)</w:t>
+        <w:t>九、最有价值的部分：把"数据错误/口径差异/真实风险"分开</w:t>
       </w:r>
     </w:p>
     <w:p>
@@ -337,7 +337,7 @@
           <w:rFonts w:ascii="微软雅黑" w:hAnsi="微软雅黑" w:eastAsia="微软雅黑" w:cs="微软雅黑"/>
           <w:b w:val="0"/>
         </w:rPr>
-        <w:t>[十、结果：到底跑出了什么](#十结果到底跑出了什么)</w:t>
+        <w:t>十、结果：到底跑出了什么</w:t>
       </w:r>
     </w:p>
     <w:p>
@@ -350,7 +350,7 @@
           <w:rFonts w:ascii="微软雅黑" w:hAnsi="微软雅黑" w:eastAsia="微软雅黑" w:cs="微软雅黑"/>
           <w:b w:val="0"/>
         </w:rPr>
-        <w:t>[十一、四次自我纠错](#十一四次自我纠错)</w:t>
+        <w:t>十一、四次自我纠错</w:t>
       </w:r>
     </w:p>
     <w:p>
@@ -363,7 +363,7 @@
           <w:rFonts w:ascii="微软雅黑" w:hAnsi="微软雅黑" w:eastAsia="微软雅黑" w:cs="微软雅黑"/>
           <w:b w:val="0"/>
         </w:rPr>
-        <w:t>[十二、Text-to-Excel Agent 是什么](#十二text-to-excel-agent-是什么)</w:t>
+        <w:t>十二、Text-to-Excel Agent 是什么</w:t>
       </w:r>
     </w:p>
     <w:p>
@@ -376,7 +376,7 @@
           <w:rFonts w:ascii="微软雅黑" w:hAnsi="微软雅黑" w:eastAsia="微软雅黑" w:cs="微软雅黑"/>
           <w:b w:val="0"/>
         </w:rPr>
-        <w:t>[十三、我知道的局限](#十三我知道的局限)</w:t>
+        <w:t>十三、我知道的局限</w:t>
       </w:r>
     </w:p>
     <w:p>
@@ -389,7 +389,7 @@
           <w:rFonts w:ascii="微软雅黑" w:hAnsi="微软雅黑" w:eastAsia="微软雅黑" w:cs="微软雅黑"/>
           <w:b w:val="0"/>
         </w:rPr>
-        <w:t>[十四、如果重做一次](#十四如果重做一次)</w:t>
+        <w:t>十四、如果重做一次</w:t>
       </w:r>
     </w:p>
     <w:p>
@@ -402,7 +402,7 @@
           <w:rFonts w:ascii="微软雅黑" w:hAnsi="微软雅黑" w:eastAsia="微软雅黑" w:cs="微软雅黑"/>
           <w:b w:val="0"/>
         </w:rPr>
-        <w:t>[十五、怎么复现](#十五怎么复现)</w:t>
+        <w:t>十五、怎么复现</w:t>
       </w:r>
     </w:p>
     <w:p>
@@ -415,7 +415,7 @@
           <w:rFonts w:ascii="微软雅黑" w:hAnsi="微软雅黑" w:eastAsia="微软雅黑" w:cs="微软雅黑"/>
           <w:b w:val="0"/>
         </w:rPr>
-        <w:t>[十六、工程上踩到的坑](#十六工程上踩到的坑)</w:t>
+        <w:t>十六、工程上踩到的坑</w:t>
       </w:r>
     </w:p>
     <w:p>
